--- a/hin/docx/08.content.docx
+++ b/hin/docx/08.content.docx
@@ -136,13 +136,6 @@
         <w:rPr>
           <w:lang w:val="hi_IN" w:bidi="hi_IN"/>
         </w:rPr>
-      </w:r>
-      <w:r>
-        <w:rPr>
-          <w:i/>
-          <w:lang w:val="hi_IN" w:bidi="hi_IN"/>
-        </w:rPr>
-        <w:t>रूत 1:1, रूत 1:1, रूत 1:3, रूत 1:5, रूत 1:6, रूत 1:8, रूत 1:9, रूत 1:13, रूत 1:16, रूत 1:17, रूत 1:19, रूत 1:20, रूत 1:22, रुत 2:1, रूत 2:2, रूत 2:4, रूत 2:5, रूत 2:8, रूत 2:10, रूत 2:11, रूत 2:12, रूत 2:15, रूत 2:16, रूत 2:19, रूत 2:20, रूत 2:22, रूत 2:23, रूत 3:1, रूत 3:3, रूत 3:4, रूत 3:5, रूत 3:8, रूत 3:9, रूत 3:10, रूत 3:11, रूत 3:12, रूत 3:13, रूत 3:14, रूत 3:15, रूत 3:18, रूत 4:1, रूत 4:2, रूत 4:3, रूत 4:4, रूत 4:4, रूत 4:5, रूत 4:6, रूत 4:6 (#2), रूत 4:8, रूत 4:9, रूत 4:10, रूत 4:12, रूत 4:15, रूत 4:16, रूत 4:17, रूत 4:17 (#2)</w:t>
       </w:r>
       <w:r>
         <w:rPr>

--- a/hin/docx/08.content.docx
+++ b/hin/docx/08.content.docx
@@ -123,19 +123,6 @@
           <w:lang w:val="hi_IN" w:bidi="hi_IN"/>
         </w:rPr>
         <w:t>RUT</w:t>
-      </w:r>
-      <w:r>
-        <w:rPr>
-          <w:lang w:val="hi_IN" w:bidi="hi_IN"/>
-        </w:rPr>
-      </w:r>
-    </w:p>
-    <w:p>
-      <w:pPr/>
-      <w:r>
-        <w:rPr>
-          <w:lang w:val="hi_IN" w:bidi="hi_IN"/>
-        </w:rPr>
       </w:r>
       <w:r>
         <w:rPr>

--- a/hin/docx/08.content.docx
+++ b/hin/docx/08.content.docx
@@ -19,7 +19,7 @@
         <w:rPr>
           <w:lang w:val="hi_IN" w:bidi="hi_IN"/>
         </w:rPr>
-        <w:t>Resource: अनुवाद प्रश्न (unfoldingWord)</w:t>
+        <w:t>Resource: unfoldingWord® Translation Questions</w:t>
       </w:r>
       <w:r>
         <w:rPr>
@@ -85,7 +85,7 @@
         <w:rPr>
           <w:lang w:val="hi_IN" w:bidi="hi_IN"/>
         </w:rPr>
-        <w:t>अनुवाद प्रश्न (unfoldingWord)</w:t>
+        <w:t>unfoldingWord® Translation Questions</w:t>
       </w:r>
     </w:p>
     <w:p>
